--- a/docs/반응형외피_보고서_초안.docx
+++ b/docs/반응형외피_보고서_초안.docx
@@ -65,7 +65,7 @@
           <w:rFonts w:ascii="맑은 고딕" w:cs="맑은 고딕" w:eastAsia="맑은 고딕" w:hAnsi="맑은 고딕"/>
           <w:color w:val="666666"/>
         </w:rPr>
-        <w:t xml:space="preserve">작성: 반응형외피 팀 (모델링 · 시각화 · 실내 · 분석 · 총괄)</w:t>
+        <w:t xml:space="preserve">작성: 반응형외피 팀 (우정 · 건우 · 서우 · 혜연 · 은미)</w:t>
       </w:r>
     </w:p>
     <w:p>
@@ -162,7 +162,7 @@
           <w:sz w:val="19"/>
           <w:szCs w:val="19"/>
         </w:rPr>
-        <w:t xml:space="preserve">작성 안내 · 담당 총괄 · 4일차 초안 · 1~2쪽</w:t>
+        <w:t xml:space="preserve">작성 안내 · 담당 은미 · 4일차 초안 · 1~2쪽</w:t>
       </w:r>
     </w:p>
     <w:p>
@@ -878,7 +878,7 @@
           <w:sz w:val="19"/>
           <w:szCs w:val="19"/>
         </w:rPr>
-        <w:t xml:space="preserve">작성 안내 · 담당 총괄(글) · 모델링(그림) · 6일차 · 그림: 건물 외관, 분석 입면, 대표 실</w:t>
+        <w:t xml:space="preserve">작성 안내 · 담당 은미(글) · 우정(그림) · 6일차 · 그림: 건물 외관, 분석 입면, 대표 실</w:t>
       </w:r>
     </w:p>
     <w:p>
@@ -1232,7 +1232,7 @@
                 <w:sz w:val="19"/>
                 <w:szCs w:val="19"/>
               </w:rPr>
-              <w:t xml:space="preserve">실내 대표 실 조건표</w:t>
+              <w:t xml:space="preserve">서우 대표 실 조건표</w:t>
             </w:r>
           </w:p>
         </w:tc>
@@ -1331,7 +1331,7 @@
                 <w:sz w:val="19"/>
                 <w:szCs w:val="19"/>
               </w:rPr>
-              <w:t xml:space="preserve">분석</w:t>
+              <w:t xml:space="preserve">혜연</w:t>
             </w:r>
           </w:p>
         </w:tc>
@@ -1384,7 +1384,7 @@
           <w:sz w:val="19"/>
           <w:szCs w:val="19"/>
         </w:rPr>
-        <w:t xml:space="preserve">작성 안내 · 담당 분석 · 6일차 · 총괄는 취합·편집</w:t>
+        <w:t xml:space="preserve">작성 안내 · 담당 혜연 · 6일차 · 은미는 취합·편집</w:t>
       </w:r>
     </w:p>
     <w:p>
@@ -1515,7 +1515,7 @@
           <w:sz w:val="19"/>
           <w:szCs w:val="19"/>
         </w:rPr>
-        <w:t xml:space="preserve">작성 안내 · 담당 분석(일사·냉방) · 실내(채광·조명) · 5~6일차</w:t>
+        <w:t xml:space="preserve">작성 안내 · 담당 혜연(일사·냉방) · 서우(채광·조명) · 5~6일차</w:t>
       </w:r>
     </w:p>
     <w:p>
@@ -2784,7 +2784,7 @@
           <w:sz w:val="19"/>
           <w:szCs w:val="19"/>
         </w:rPr>
-        <w:t xml:space="preserve">팀 조도 분석(9층 서남쪽 모서리 방, Radiance): 반응형은 창가의 강한 직사광을 크게 줄여 눈부심을 낮추지만, 목표 500 lx 이상 면적이 89~100%에서 57~98%로 줄어 일부 시간에 조명이 필요하다. 조명 증가분은 가정값이며 실내 조명 자료로 보정한다.</w:t>
+        <w:t xml:space="preserve">팀 조도 분석(9층 서남쪽 모서리 방, Radiance): 반응형은 창가의 강한 직사광을 크게 줄여 눈부심을 낮추지만, 목표 500 lx 이상 면적이 89~100%에서 57~98%로 줄어 일부 시간에 조명이 필요하다. 조명 증가분은 가정값이며 서우 조명 자료로 보정한다.</w:t>
       </w:r>
     </w:p>
     <w:p>
@@ -4503,7 +4503,7 @@
           <w:sz w:val="19"/>
           <w:szCs w:val="19"/>
         </w:rPr>
-        <w:t xml:space="preserve">작성 안내 · 담당 총괄 · 모든 표는 엑셀(7~11, 13번 시트)에서 복사. 숫자를 손으로 고치지 말 것</w:t>
+        <w:t xml:space="preserve">작성 안내 · 담당 은미 · 모든 표는 엑셀(7~11, 13번 시트)에서 복사. 숫자를 손으로 고치지 말 것</w:t>
       </w:r>
     </w:p>
     <w:p>
@@ -6790,7 +6790,7 @@
           <w:sz w:val="19"/>
           <w:szCs w:val="19"/>
         </w:rPr>
-        <w:t xml:space="preserve">물량은 Revit 일람표에서 산출했다(모델링).</w:t>
+        <w:t xml:space="preserve">물량은 Revit 일람표에서 산출했다(우정).</w:t>
       </w:r>
     </w:p>
     <w:p>
@@ -8834,7 +8834,7 @@
           <w:rFonts w:ascii="맑은 고딕" w:cs="맑은 고딕" w:eastAsia="맑은 고딕" w:hAnsi="맑은 고딕"/>
           <w:color w:val="C00000"/>
         </w:rPr>
-        <w:t xml:space="preserve">[가로축 연도, 세로축 공사비 + 운영비 누적. 10_누적·민감도 시트 → 시각화 디자인]</w:t>
+        <w:t xml:space="preserve">[가로축 연도, 세로축 공사비 + 운영비 누적. 10_누적·민감도 시트 → 건우 디자인]</w:t>
       </w:r>
     </w:p>
     <w:p>
@@ -9356,7 +9356,7 @@
           <w:sz w:val="19"/>
           <w:szCs w:val="19"/>
         </w:rPr>
-        <w:t xml:space="preserve">작성 안내 · 담당 총괄 · 6일차</w:t>
+        <w:t xml:space="preserve">작성 안내 · 담당 은미 · 6일차</w:t>
       </w:r>
     </w:p>
     <w:p>
@@ -9447,7 +9447,7 @@
           <w:sz w:val="19"/>
           <w:szCs w:val="19"/>
         </w:rPr>
-        <w:t xml:space="preserve">작성 안내 · 담당 총괄 · 가정값과 출처는 엑셀 2_단가조사, 3_차폐·냉방환산에서 복사</w:t>
+        <w:t xml:space="preserve">작성 안내 · 담당 은미 · 가정값과 출처는 엑셀 2_단가조사, 3_차폐·냉방환산에서 복사</w:t>
       </w:r>
     </w:p>
     <w:p>
